--- a/documentation/microsoft_word_format/api.docx
+++ b/documentation/microsoft_word_format/api.docx
@@ -232,6 +232,20 @@
           <w:numId w:val="26"/>
         </w:numPr>
       </w:pPr>
+      <w:bookmarkStart w:id="1" w:name="_GoBack"/>
+      <w:bookmarkEnd w:id="1"/>
+      <w:r>
+        <w:t>SetRelayState</w:t>
+      </w:r>
+    </w:p>
+    <w:p>
+      <w:pPr>
+        <w:pStyle w:val="ListParagraph"/>
+        <w:numPr>
+          <w:ilvl w:val="0"/>
+          <w:numId w:val="26"/>
+        </w:numPr>
+      </w:pPr>
       <w:proofErr w:type="spellStart"/>
       <w:r>
         <w:t>getLiveTemp</w:t>
@@ -300,6 +314,13 @@
         <w:t>getZoneRelayState</w:t>
       </w:r>
       <w:proofErr w:type="spellEnd"/>
+    </w:p>
+    <w:p>
+      <w:pPr>
+        <w:rPr>
+          <w:rFonts w:cstheme="minorHAnsi"/>
+        </w:rPr>
+      </w:pPr>
     </w:p>
     <w:p>
       <w:pPr>
@@ -769,6 +790,358 @@
           <w:shd w:val="clear" w:color="auto" w:fill="FFFFFF"/>
         </w:rPr>
         <w:lastRenderedPageBreak/>
+        <w:t>SetRelayState</w:t>
+      </w:r>
+      <w:proofErr w:type="spellEnd"/>
+      <w:r>
+        <w:rPr>
+          <w:shd w:val="clear" w:color="auto" w:fill="FFFFFF"/>
+        </w:rPr>
+        <w:t xml:space="preserve"> API</w:t>
+      </w:r>
+    </w:p>
+    <w:p>
+      <w:r>
+        <w:t xml:space="preserve">Used to return the current status of a </w:t>
+      </w:r>
+      <w:proofErr w:type="spellStart"/>
+      <w:r>
+        <w:t>stand alone</w:t>
+      </w:r>
+      <w:proofErr w:type="spellEnd"/>
+      <w:r>
+        <w:t xml:space="preserve"> or set a new state for the </w:t>
+      </w:r>
+      <w:proofErr w:type="gramStart"/>
+      <w:r>
+        <w:t>stand alone</w:t>
+      </w:r>
+      <w:proofErr w:type="gramEnd"/>
+      <w:r>
+        <w:t xml:space="preserve"> relay</w:t>
+      </w:r>
+      <w:r>
+        <w:t>.</w:t>
+      </w:r>
+    </w:p>
+    <w:p>
+      <w:r>
+        <w:t xml:space="preserve">Example 1 - get the current </w:t>
+      </w:r>
+      <w:r>
+        <w:t>state the ‘Test’ relay</w:t>
+      </w:r>
+      <w:r>
+        <w:t>:</w:t>
+      </w:r>
+    </w:p>
+    <w:tbl>
+      <w:tblPr>
+        <w:tblStyle w:val="TableGrid"/>
+        <w:tblW w:w="0" w:type="auto"/>
+        <w:tblLayout w:type="fixed"/>
+        <w:tblLook w:val="04A0" w:firstRow="1" w:lastRow="0" w:firstColumn="1" w:lastColumn="0" w:noHBand="0" w:noVBand="1"/>
+      </w:tblPr>
+      <w:tblGrid>
+        <w:gridCol w:w="5098"/>
+        <w:gridCol w:w="3918"/>
+      </w:tblGrid>
+      <w:tr>
+        <w:tc>
+          <w:tcPr>
+            <w:tcW w:w="5098" w:type="dxa"/>
+          </w:tcPr>
+          <w:p>
+            <w:hyperlink r:id="rId14" w:history="1">
+              <w:r>
+                <w:rPr>
+                  <w:rStyle w:val="Hyperlink"/>
+                  <w:rFonts w:cstheme="minorHAnsi"/>
+                  <w:b/>
+                  <w:bCs/>
+                  <w:i/>
+                  <w:iCs/>
+                  <w:shd w:val="clear" w:color="auto" w:fill="FFFFFF"/>
+                </w:rPr>
+                <w:t>http://192.168.0.100/api/</w:t>
+              </w:r>
+              <w:r>
+                <w:rPr>
+                  <w:rStyle w:val="Hyperlink"/>
+                  <w:rFonts w:cstheme="minorHAnsi"/>
+                  <w:b/>
+                  <w:bCs/>
+                  <w:i/>
+                  <w:iCs/>
+                  <w:shd w:val="clear" w:color="auto" w:fill="FFFFFF"/>
+                </w:rPr>
+                <w:t>SetRelayState</w:t>
+              </w:r>
+              <w:r>
+                <w:rPr>
+                  <w:rStyle w:val="Hyperlink"/>
+                  <w:rFonts w:cstheme="minorHAnsi"/>
+                  <w:b/>
+                  <w:bCs/>
+                  <w:i/>
+                  <w:iCs/>
+                  <w:shd w:val="clear" w:color="auto" w:fill="FFFFFF"/>
+                </w:rPr>
+                <w:t>?relayname=Test</w:t>
+              </w:r>
+            </w:hyperlink>
+          </w:p>
+        </w:tc>
+        <w:tc>
+          <w:tcPr>
+            <w:tcW w:w="3918" w:type="dxa"/>
+          </w:tcPr>
+          <w:p>
+            <w:pPr>
+              <w:tabs>
+                <w:tab w:val="left" w:pos="916"/>
+                <w:tab w:val="left" w:pos="1832"/>
+                <w:tab w:val="left" w:pos="2748"/>
+                <w:tab w:val="left" w:pos="3664"/>
+                <w:tab w:val="left" w:pos="4580"/>
+                <w:tab w:val="left" w:pos="5496"/>
+                <w:tab w:val="left" w:pos="6412"/>
+                <w:tab w:val="left" w:pos="7328"/>
+                <w:tab w:val="left" w:pos="8244"/>
+                <w:tab w:val="left" w:pos="9160"/>
+                <w:tab w:val="left" w:pos="10076"/>
+                <w:tab w:val="left" w:pos="10992"/>
+                <w:tab w:val="left" w:pos="11908"/>
+                <w:tab w:val="left" w:pos="12824"/>
+                <w:tab w:val="left" w:pos="13740"/>
+                <w:tab w:val="left" w:pos="14656"/>
+              </w:tabs>
+              <w:rPr>
+                <w:rFonts w:ascii="Courier New" w:eastAsia="Times New Roman" w:hAnsi="Courier New" w:cs="Courier New"/>
+                <w:color w:val="000000"/>
+                <w:sz w:val="20"/>
+                <w:szCs w:val="20"/>
+                <w:lang w:eastAsia="en-GB"/>
+              </w:rPr>
+            </w:pPr>
+            <w:r>
+              <w:rPr>
+                <w:rFonts w:ascii="Courier New" w:eastAsia="Times New Roman" w:hAnsi="Courier New" w:cs="Courier New"/>
+                <w:color w:val="000000"/>
+                <w:sz w:val="20"/>
+                <w:szCs w:val="20"/>
+                <w:lang w:eastAsia="en-GB"/>
+              </w:rPr>
+              <w:t>{"</w:t>
+            </w:r>
+            <w:proofErr w:type="spellStart"/>
+            <w:r>
+              <w:rPr>
+                <w:rFonts w:ascii="Courier New" w:eastAsia="Times New Roman" w:hAnsi="Courier New" w:cs="Courier New"/>
+                <w:color w:val="000000"/>
+                <w:sz w:val="20"/>
+                <w:szCs w:val="20"/>
+                <w:lang w:eastAsia="en-GB"/>
+              </w:rPr>
+              <w:t>success</w:t>
+            </w:r>
+            <w:proofErr w:type="gramStart"/>
+            <w:r>
+              <w:rPr>
+                <w:rFonts w:ascii="Courier New" w:eastAsia="Times New Roman" w:hAnsi="Courier New" w:cs="Courier New"/>
+                <w:color w:val="000000"/>
+                <w:sz w:val="20"/>
+                <w:szCs w:val="20"/>
+                <w:lang w:eastAsia="en-GB"/>
+              </w:rPr>
+              <w:t>":true</w:t>
+            </w:r>
+            <w:proofErr w:type="gramEnd"/>
+            <w:r>
+              <w:rPr>
+                <w:rFonts w:ascii="Courier New" w:eastAsia="Times New Roman" w:hAnsi="Courier New" w:cs="Courier New"/>
+                <w:color w:val="000000"/>
+                <w:sz w:val="20"/>
+                <w:szCs w:val="20"/>
+                <w:lang w:eastAsia="en-GB"/>
+              </w:rPr>
+              <w:t>,"state":false,"state_str":"off</w:t>
+            </w:r>
+            <w:proofErr w:type="spellEnd"/>
+            <w:r>
+              <w:rPr>
+                <w:rFonts w:ascii="Courier New" w:eastAsia="Times New Roman" w:hAnsi="Courier New" w:cs="Courier New"/>
+                <w:color w:val="000000"/>
+                <w:sz w:val="20"/>
+                <w:szCs w:val="20"/>
+                <w:lang w:eastAsia="en-GB"/>
+              </w:rPr>
+              <w:t>"}</w:t>
+            </w:r>
+          </w:p>
+          <w:p/>
+        </w:tc>
+      </w:tr>
+    </w:tbl>
+    <w:p>
+      <w:pPr>
+        <w:pStyle w:val="NoSpacing"/>
+      </w:pPr>
+    </w:p>
+    <w:p>
+      <w:r>
+        <w:t xml:space="preserve">The returned JSON contains 3 components, ‘success’ – either true or false depending on if the API call was successful or not, ‘state’ – either true or false depending on the </w:t>
+      </w:r>
+      <w:r>
+        <w:t>relay</w:t>
+      </w:r>
+      <w:r>
+        <w:t>’s current</w:t>
+      </w:r>
+      <w:r>
+        <w:t xml:space="preserve"> status, ‘state str’ – OFF or ON depending on the ‘state’.</w:t>
+      </w:r>
+    </w:p>
+    <w:p>
+      <w:r>
+        <w:t>Example 2 - set the state of the ‘</w:t>
+      </w:r>
+      <w:r>
+        <w:t>Test</w:t>
+      </w:r>
+      <w:r>
+        <w:t xml:space="preserve">’ </w:t>
+      </w:r>
+      <w:r>
+        <w:t>relay</w:t>
+      </w:r>
+      <w:r>
+        <w:t xml:space="preserve"> to ‘ON’:</w:t>
+      </w:r>
+    </w:p>
+    <w:tbl>
+      <w:tblPr>
+        <w:tblStyle w:val="TableGrid"/>
+        <w:tblW w:w="0" w:type="auto"/>
+        <w:tblLayout w:type="fixed"/>
+        <w:tblLook w:val="04A0" w:firstRow="1" w:lastRow="0" w:firstColumn="1" w:lastColumn="0" w:noHBand="0" w:noVBand="1"/>
+      </w:tblPr>
+      <w:tblGrid>
+        <w:gridCol w:w="5240"/>
+        <w:gridCol w:w="3776"/>
+      </w:tblGrid>
+      <w:tr>
+        <w:tc>
+          <w:tcPr>
+            <w:tcW w:w="5240" w:type="dxa"/>
+          </w:tcPr>
+          <w:p>
+            <w:hyperlink r:id="rId15" w:history="1">
+              <w:r>
+                <w:rPr>
+                  <w:rStyle w:val="Hyperlink"/>
+                  <w:rFonts w:cstheme="minorHAnsi"/>
+                  <w:b/>
+                  <w:bCs/>
+                  <w:i/>
+                  <w:iCs/>
+                  <w:shd w:val="clear" w:color="auto" w:fill="FFFFFF"/>
+                </w:rPr>
+                <w:t>http://192.168.0.100/api/relaytSet?relayname=Test</w:t>
+              </w:r>
+            </w:hyperlink>
+            <w:r>
+              <w:rPr>
+                <w:rFonts w:cstheme="minorHAnsi"/>
+                <w:b/>
+                <w:bCs/>
+                <w:i/>
+                <w:iCs/>
+                <w:color w:val="24292E"/>
+                <w:shd w:val="clear" w:color="auto" w:fill="FFFFFF"/>
+              </w:rPr>
+              <w:t>&amp;state=1</w:t>
+            </w:r>
+          </w:p>
+        </w:tc>
+        <w:tc>
+          <w:tcPr>
+            <w:tcW w:w="3776" w:type="dxa"/>
+          </w:tcPr>
+          <w:p>
+            <w:pPr>
+              <w:pStyle w:val="HTMLPreformatted"/>
+              <w:rPr>
+                <w:color w:val="000000"/>
+              </w:rPr>
+            </w:pPr>
+            <w:r>
+              <w:rPr>
+                <w:color w:val="000000"/>
+              </w:rPr>
+              <w:t>{"</w:t>
+            </w:r>
+            <w:proofErr w:type="spellStart"/>
+            <w:r>
+              <w:rPr>
+                <w:color w:val="000000"/>
+              </w:rPr>
+              <w:t>success</w:t>
+            </w:r>
+            <w:proofErr w:type="gramStart"/>
+            <w:r>
+              <w:rPr>
+                <w:color w:val="000000"/>
+              </w:rPr>
+              <w:t>":true</w:t>
+            </w:r>
+            <w:proofErr w:type="gramEnd"/>
+            <w:r>
+              <w:rPr>
+                <w:color w:val="000000"/>
+              </w:rPr>
+              <w:t>,"state":true</w:t>
+            </w:r>
+            <w:proofErr w:type="spellEnd"/>
+            <w:r>
+              <w:rPr>
+                <w:color w:val="000000"/>
+              </w:rPr>
+              <w:t>}</w:t>
+            </w:r>
+          </w:p>
+          <w:p/>
+        </w:tc>
+      </w:tr>
+    </w:tbl>
+    <w:p>
+      <w:pPr>
+        <w:pStyle w:val="NoSpacing"/>
+      </w:pPr>
+    </w:p>
+    <w:p>
+      <w:r>
+        <w:t xml:space="preserve">The returned JSON contains 2 components, ‘success’ – either true or false depending on if the API call was successful or not, ‘state’ – either true or false depending on the </w:t>
+      </w:r>
+      <w:r>
+        <w:t>relay</w:t>
+      </w:r>
+      <w:r>
+        <w:t>’s new state.</w:t>
+      </w:r>
+    </w:p>
+    <w:p>
+      <w:pPr>
+        <w:pStyle w:val="Heading4"/>
+        <w:rPr>
+          <w:shd w:val="clear" w:color="auto" w:fill="FFFFFF"/>
+        </w:rPr>
+      </w:pPr>
+      <w:proofErr w:type="spellStart"/>
+      <w:r>
+        <w:rPr>
+          <w:shd w:val="clear" w:color="auto" w:fill="FFFFFF"/>
+        </w:rPr>
         <w:t>boostSet</w:t>
       </w:r>
       <w:proofErr w:type="spellEnd"/>
@@ -805,7 +1178,7 @@
             <w:tcW w:w="4508" w:type="dxa"/>
           </w:tcPr>
           <w:p>
-            <w:hyperlink r:id="rId14" w:history="1">
+            <w:hyperlink r:id="rId16" w:history="1">
               <w:r>
                 <w:rPr>
                   <w:rStyle w:val="Hyperlink"/>
@@ -949,7 +1322,7 @@
             <w:tcW w:w="4673" w:type="dxa"/>
           </w:tcPr>
           <w:p>
-            <w:hyperlink r:id="rId15" w:history="1">
+            <w:hyperlink r:id="rId17" w:history="1">
               <w:r>
                 <w:rPr>
                   <w:rStyle w:val="Hyperlink"/>
@@ -1039,6 +1412,25 @@
     </w:p>
     <w:p>
       <w:pPr>
+        <w:rPr>
+          <w:rFonts w:asciiTheme="majorHAnsi" w:eastAsiaTheme="majorEastAsia" w:hAnsiTheme="majorHAnsi" w:cstheme="majorBidi"/>
+          <w:b/>
+          <w:bCs/>
+          <w:i/>
+          <w:iCs/>
+          <w:color w:val="4F81BD" w:themeColor="accent1"/>
+          <w:shd w:val="clear" w:color="auto" w:fill="FFFFFF"/>
+        </w:rPr>
+      </w:pPr>
+      <w:r>
+        <w:rPr>
+          <w:shd w:val="clear" w:color="auto" w:fill="FFFFFF"/>
+        </w:rPr>
+        <w:br w:type="page"/>
+      </w:r>
+    </w:p>
+    <w:p>
+      <w:pPr>
         <w:pStyle w:val="Heading4"/>
         <w:rPr>
           <w:shd w:val="clear" w:color="auto" w:fill="FFFFFF"/>
@@ -1049,6 +1441,7 @@
         <w:rPr>
           <w:shd w:val="clear" w:color="auto" w:fill="FFFFFF"/>
         </w:rPr>
+        <w:lastRenderedPageBreak/>
         <w:t>getController</w:t>
       </w:r>
       <w:proofErr w:type="spellEnd"/>
@@ -1088,7 +1481,7 @@
             <w:tcW w:w="4673" w:type="dxa"/>
           </w:tcPr>
           <w:p>
-            <w:hyperlink r:id="rId16" w:history="1">
+            <w:hyperlink r:id="rId18" w:history="1">
               <w:r>
                 <w:rPr>
                   <w:rStyle w:val="Hyperlink"/>
@@ -1267,7 +1660,7 @@
             <w:tcW w:w="5524" w:type="dxa"/>
           </w:tcPr>
           <w:p>
-            <w:hyperlink r:id="rId17" w:history="1">
+            <w:hyperlink r:id="rId19" w:history="1">
               <w:r>
                 <w:rPr>
                   <w:rStyle w:val="Hyperlink"/>
@@ -1346,12 +1739,6 @@
     </w:p>
     <w:p>
       <w:r>
-        <w:br w:type="page"/>
-      </w:r>
-    </w:p>
-    <w:p>
-      <w:r>
-        <w:lastRenderedPageBreak/>
         <w:t>Example 2 - get the current temperature from the battery powered ‘Conservatory’ temperature sensor:</w:t>
       </w:r>
     </w:p>
@@ -1372,7 +1759,7 @@
             <w:tcW w:w="5524" w:type="dxa"/>
           </w:tcPr>
           <w:p>
-            <w:hyperlink r:id="rId18" w:history="1">
+            <w:hyperlink r:id="rId20" w:history="1">
               <w:r>
                 <w:rPr>
                   <w:rStyle w:val="Hyperlink"/>
@@ -1505,6 +1892,12 @@
     </w:p>
     <w:p>
       <w:r>
+        <w:br w:type="page"/>
+      </w:r>
+    </w:p>
+    <w:p>
+      <w:r>
+        <w:lastRenderedPageBreak/>
         <w:t>Example</w:t>
       </w:r>
       <w:r>
@@ -1551,7 +1944,7 @@
             <w:tcW w:w="5098" w:type="dxa"/>
           </w:tcPr>
           <w:p>
-            <w:hyperlink r:id="rId19" w:history="1">
+            <w:hyperlink r:id="rId21" w:history="1">
               <w:r>
                 <w:rPr>
                   <w:rStyle w:val="Hyperlink"/>
@@ -1647,7 +2040,7 @@
             <w:tcW w:w="5098" w:type="dxa"/>
           </w:tcPr>
           <w:p>
-            <w:hyperlink r:id="rId20" w:history="1">
+            <w:hyperlink r:id="rId22" w:history="1">
               <w:r>
                 <w:rPr>
                   <w:rStyle w:val="Hyperlink"/>
@@ -1727,25 +2120,6 @@
     </w:p>
     <w:p>
       <w:pPr>
-        <w:rPr>
-          <w:rFonts w:asciiTheme="majorHAnsi" w:eastAsiaTheme="majorEastAsia" w:hAnsiTheme="majorHAnsi" w:cstheme="majorBidi"/>
-          <w:b/>
-          <w:bCs/>
-          <w:i/>
-          <w:iCs/>
-          <w:color w:val="4F81BD" w:themeColor="accent1"/>
-          <w:shd w:val="clear" w:color="auto" w:fill="FFFFFF"/>
-        </w:rPr>
-      </w:pPr>
-      <w:r>
-        <w:rPr>
-          <w:shd w:val="clear" w:color="auto" w:fill="FFFFFF"/>
-        </w:rPr>
-        <w:br w:type="page"/>
-      </w:r>
-    </w:p>
-    <w:p>
-      <w:pPr>
         <w:pStyle w:val="Heading4"/>
         <w:rPr>
           <w:shd w:val="clear" w:color="auto" w:fill="FFFFFF"/>
@@ -1756,7 +2130,6 @@
         <w:rPr>
           <w:shd w:val="clear" w:color="auto" w:fill="FFFFFF"/>
         </w:rPr>
-        <w:lastRenderedPageBreak/>
         <w:t>modeSet</w:t>
       </w:r>
       <w:proofErr w:type="spellEnd"/>
@@ -1800,7 +2173,7 @@
             <w:tcW w:w="3823" w:type="dxa"/>
           </w:tcPr>
           <w:p>
-            <w:hyperlink r:id="rId21" w:history="1">
+            <w:hyperlink r:id="rId23" w:history="1">
               <w:r>
                 <w:rPr>
                   <w:rStyle w:val="Hyperlink"/>
@@ -1955,7 +2328,7 @@
             <w:tcW w:w="4673" w:type="dxa"/>
           </w:tcPr>
           <w:p>
-            <w:hyperlink r:id="rId22" w:history="1">
+            <w:hyperlink r:id="rId24" w:history="1">
               <w:r>
                 <w:rPr>
                   <w:rStyle w:val="Hyperlink"/>
@@ -2131,6 +2504,7 @@
       </w:pPr>
       <w:proofErr w:type="spellStart"/>
       <w:r>
+        <w:lastRenderedPageBreak/>
         <w:t>getZone</w:t>
       </w:r>
       <w:r>
@@ -2189,7 +2563,7 @@
             <w:tcW w:w="3964" w:type="dxa"/>
           </w:tcPr>
           <w:p>
-            <w:hyperlink r:id="rId23" w:history="1">
+            <w:hyperlink r:id="rId25" w:history="1">
               <w:r>
                 <w:rPr>
                   <w:rStyle w:val="Hyperlink"/>
@@ -2309,12 +2683,6 @@
     </w:p>
     <w:p>
       <w:r>
-        <w:br w:type="page"/>
-      </w:r>
-    </w:p>
-    <w:p>
-      <w:r>
-        <w:lastRenderedPageBreak/>
         <w:t>Example 2 - get the current temperature data for all zones.:</w:t>
       </w:r>
     </w:p>
@@ -2342,7 +2710,7 @@
                 <w:u w:val="single"/>
               </w:rPr>
             </w:pPr>
-            <w:hyperlink r:id="rId24" w:history="1">
+            <w:hyperlink r:id="rId26" w:history="1">
               <w:r>
                 <w:rPr>
                   <w:rStyle w:val="Hyperlink"/>
@@ -2464,6 +2832,25 @@
     </w:p>
     <w:p>
       <w:pPr>
+        <w:rPr>
+          <w:rFonts w:asciiTheme="majorHAnsi" w:eastAsiaTheme="majorEastAsia" w:hAnsiTheme="majorHAnsi" w:cstheme="majorBidi"/>
+          <w:b/>
+          <w:bCs/>
+          <w:i/>
+          <w:iCs/>
+          <w:color w:val="4F81BD" w:themeColor="accent1"/>
+          <w:shd w:val="clear" w:color="auto" w:fill="FFFFFF"/>
+        </w:rPr>
+      </w:pPr>
+      <w:r>
+        <w:rPr>
+          <w:shd w:val="clear" w:color="auto" w:fill="FFFFFF"/>
+        </w:rPr>
+        <w:br w:type="page"/>
+      </w:r>
+    </w:p>
+    <w:p>
+      <w:pPr>
         <w:pStyle w:val="Heading4"/>
         <w:rPr>
           <w:shd w:val="clear" w:color="auto" w:fill="FFFFFF"/>
@@ -2474,6 +2861,7 @@
         <w:rPr>
           <w:shd w:val="clear" w:color="auto" w:fill="FFFFFF"/>
         </w:rPr>
+        <w:lastRenderedPageBreak/>
         <w:t>getFrostStatus</w:t>
       </w:r>
       <w:proofErr w:type="spellEnd"/>
@@ -2516,7 +2904,7 @@
             <w:tcW w:w="3964" w:type="dxa"/>
           </w:tcPr>
           <w:p>
-            <w:hyperlink r:id="rId25" w:history="1">
+            <w:hyperlink r:id="rId27" w:history="1">
               <w:r>
                 <w:rPr>
                   <w:rStyle w:val="Hyperlink"/>
@@ -2650,7 +3038,7 @@
             <w:tcW w:w="3964" w:type="dxa"/>
           </w:tcPr>
           <w:p>
-            <w:hyperlink r:id="rId26" w:history="1">
+            <w:hyperlink r:id="rId28" w:history="1">
               <w:r>
                 <w:rPr>
                   <w:rStyle w:val="Hyperlink"/>
@@ -2824,7 +3212,7 @@
             <w:tcW w:w="3964" w:type="dxa"/>
           </w:tcPr>
           <w:p>
-            <w:hyperlink r:id="rId27" w:history="1">
+            <w:hyperlink r:id="rId29" w:history="1">
               <w:r>
                 <w:rPr>
                   <w:rStyle w:val="Hyperlink"/>
@@ -2933,25 +3321,6 @@
     </w:tbl>
     <w:p>
       <w:pPr>
-        <w:rPr>
-          <w:rFonts w:asciiTheme="majorHAnsi" w:eastAsiaTheme="majorEastAsia" w:hAnsiTheme="majorHAnsi" w:cstheme="majorBidi"/>
-          <w:b/>
-          <w:bCs/>
-          <w:i/>
-          <w:iCs/>
-          <w:color w:val="4F81BD" w:themeColor="accent1"/>
-          <w:shd w:val="clear" w:color="auto" w:fill="FFFFFF"/>
-        </w:rPr>
-      </w:pPr>
-      <w:r>
-        <w:rPr>
-          <w:shd w:val="clear" w:color="auto" w:fill="FFFFFF"/>
-        </w:rPr>
-        <w:br w:type="page"/>
-      </w:r>
-    </w:p>
-    <w:p>
-      <w:pPr>
         <w:pStyle w:val="Heading4"/>
         <w:rPr>
           <w:shd w:val="clear" w:color="auto" w:fill="FFFFFF"/>
@@ -2962,7 +3331,6 @@
         <w:rPr>
           <w:shd w:val="clear" w:color="auto" w:fill="FFFFFF"/>
         </w:rPr>
-        <w:lastRenderedPageBreak/>
         <w:t>LiveTemp</w:t>
       </w:r>
       <w:r>
@@ -3032,7 +3400,7 @@
             <w:tcW w:w="3823" w:type="dxa"/>
           </w:tcPr>
           <w:p>
-            <w:hyperlink r:id="rId28" w:history="1">
+            <w:hyperlink r:id="rId30" w:history="1">
               <w:r>
                 <w:rPr>
                   <w:rStyle w:val="Hyperlink"/>
@@ -3191,7 +3559,7 @@
             <w:tcW w:w="3823" w:type="dxa"/>
           </w:tcPr>
           <w:p>
-            <w:hyperlink r:id="rId29" w:history="1">
+            <w:hyperlink r:id="rId31" w:history="1">
               <w:r>
                 <w:rPr>
                   <w:rStyle w:val="Hyperlink"/>
@@ -3330,6 +3698,25 @@
     </w:p>
     <w:p>
       <w:pPr>
+        <w:rPr>
+          <w:rFonts w:asciiTheme="majorHAnsi" w:eastAsiaTheme="majorEastAsia" w:hAnsiTheme="majorHAnsi" w:cstheme="majorBidi"/>
+          <w:b/>
+          <w:bCs/>
+          <w:i/>
+          <w:iCs/>
+          <w:color w:val="4F81BD" w:themeColor="accent1"/>
+          <w:shd w:val="clear" w:color="auto" w:fill="FFFFFF"/>
+        </w:rPr>
+      </w:pPr>
+      <w:r>
+        <w:rPr>
+          <w:shd w:val="clear" w:color="auto" w:fill="FFFFFF"/>
+        </w:rPr>
+        <w:br w:type="page"/>
+      </w:r>
+    </w:p>
+    <w:p>
+      <w:pPr>
         <w:pStyle w:val="Heading4"/>
         <w:rPr>
           <w:shd w:val="clear" w:color="auto" w:fill="FFFFFF"/>
@@ -3340,6 +3727,7 @@
         <w:rPr>
           <w:shd w:val="clear" w:color="auto" w:fill="FFFFFF"/>
         </w:rPr>
+        <w:lastRenderedPageBreak/>
         <w:t>awaySet</w:t>
       </w:r>
       <w:proofErr w:type="spellEnd"/>
@@ -3377,7 +3765,7 @@
             <w:tcW w:w="3681" w:type="dxa"/>
           </w:tcPr>
           <w:p>
-            <w:hyperlink r:id="rId30" w:history="1">
+            <w:hyperlink r:id="rId32" w:history="1">
               <w:r>
                 <w:rPr>
                   <w:rStyle w:val="Hyperlink"/>
@@ -3534,7 +3922,7 @@
             <w:tcW w:w="4673" w:type="dxa"/>
           </w:tcPr>
           <w:p>
-            <w:hyperlink r:id="rId31" w:history="1">
+            <w:hyperlink r:id="rId33" w:history="1">
               <w:r>
                 <w:rPr>
                   <w:rStyle w:val="Hyperlink"/>
@@ -3657,9 +4045,6 @@
         <w:t xml:space="preserve"> new state.</w:t>
       </w:r>
     </w:p>
-    <w:p/>
-    <w:p/>
-    <w:p/>
     <w:p>
       <w:pPr>
         <w:pStyle w:val="Heading4"/>
@@ -3672,7 +4057,6 @@
         <w:rPr>
           <w:shd w:val="clear" w:color="auto" w:fill="FFFFFF"/>
         </w:rPr>
-        <w:lastRenderedPageBreak/>
         <w:t>summerSet</w:t>
       </w:r>
       <w:proofErr w:type="spellEnd"/>
@@ -3710,7 +4094,7 @@
             <w:tcW w:w="3681" w:type="dxa"/>
           </w:tcPr>
           <w:p>
-            <w:hyperlink r:id="rId32" w:history="1">
+            <w:hyperlink r:id="rId34" w:history="1">
               <w:r>
                 <w:rPr>
                   <w:rStyle w:val="Hyperlink"/>
@@ -3849,7 +4233,7 @@
             <w:tcW w:w="4673" w:type="dxa"/>
           </w:tcPr>
           <w:p>
-            <w:hyperlink r:id="rId33" w:history="1">
+            <w:hyperlink r:id="rId35" w:history="1">
               <w:r>
                 <w:rPr>
                   <w:rStyle w:val="Hyperlink"/>
@@ -4017,7 +4401,7 @@
             <w:tcW w:w="4957" w:type="dxa"/>
           </w:tcPr>
           <w:p>
-            <w:hyperlink r:id="rId34" w:history="1">
+            <w:hyperlink r:id="rId36" w:history="1">
               <w:r>
                 <w:rPr>
                   <w:rStyle w:val="Hyperlink"/>
@@ -4105,6 +4489,7 @@
         <w:rPr>
           <w:shd w:val="clear" w:color="auto" w:fill="FFFFFF"/>
         </w:rPr>
+        <w:lastRenderedPageBreak/>
         <w:t>getZoneRelayState</w:t>
       </w:r>
       <w:proofErr w:type="spellEnd"/>
@@ -4148,7 +4533,7 @@
             <w:tcW w:w="3964" w:type="dxa"/>
           </w:tcPr>
           <w:p>
-            <w:hyperlink r:id="rId35" w:history="1">
+            <w:hyperlink r:id="rId37" w:history="1">
               <w:r>
                 <w:rPr>
                   <w:rStyle w:val="Hyperlink"/>
@@ -4209,10 +4594,7 @@
         </w:tc>
       </w:tr>
     </w:tbl>
-    <w:p>
-      <w:bookmarkStart w:id="1" w:name="_GoBack"/>
-      <w:bookmarkEnd w:id="1"/>
-    </w:p>
+    <w:p/>
     <w:p>
       <w:proofErr w:type="gramStart"/>
       <w:r>
@@ -4237,7 +4619,7 @@
             <w:tcW w:w="3964" w:type="dxa"/>
           </w:tcPr>
           <w:p>
-            <w:hyperlink r:id="rId36" w:history="1">
+            <w:hyperlink r:id="rId38" w:history="1">
               <w:r>
                 <w:rPr>
                   <w:rStyle w:val="Hyperlink"/>
@@ -8349,7 +8731,7 @@
 </file>
 
 <file path=customXml/itemProps2.xml><?xml version="1.0" encoding="utf-8"?>
-<ds:datastoreItem xmlns:ds="http://schemas.openxmlformats.org/officeDocument/2006/customXml" ds:itemID="{B7936883-10D0-4ED2-B524-7C2992C4E49A}">
+<ds:datastoreItem xmlns:ds="http://schemas.openxmlformats.org/officeDocument/2006/customXml" ds:itemID="{66B827A6-25FE-447F-BC2B-7046DBB5868A}">
   <ds:schemaRefs>
     <ds:schemaRef ds:uri="http://schemas.openxmlformats.org/officeDocument/2006/bibliography"/>
   </ds:schemaRefs>
